--- a/Documentos Legales/PYMIA_Founder_Agreement.docx
+++ b/Documentos Legales/PYMIA_Founder_Agreement.docx
@@ -1010,7 +1010,7 @@
                 <w:sz w:val="20"/>
                 <w:szCs w:val="20"/>
               </w:rPr>
-              <w:t>David Gutierrez</w:t>
+              <w:t>David Gutierrez Gavilanes</w:t>
             </w:r>
           </w:p>
         </w:tc>
@@ -1122,7 +1122,7 @@
                 <w:sz w:val="20"/>
                 <w:szCs w:val="20"/>
               </w:rPr>
-              <w:t>[CC]</w:t>
+              <w:t>1001186476</w:t>
             </w:r>
           </w:p>
         </w:tc>
@@ -1744,7 +1744,7 @@
                 <w:sz w:val="20"/>
                 <w:szCs w:val="20"/>
               </w:rPr>
-              <w:t>David Gutierrez</w:t>
+              <w:t>David Gutierrez Gavilanes</w:t>
             </w:r>
           </w:p>
         </w:tc>
@@ -2440,21 +2440,19 @@
           <w:rFonts w:ascii="Bahnschrift SemiBold" w:hAnsi="Bahnschrift SemiBold"/>
           <w:color w:val="FF0000"/>
         </w:rPr>
-        <w:t xml:space="preserve">Las 5.000 acciones del </w:t>
+        <w:t>Las 10.000 acciones del capital suscrito se distribuyen en partes iguales: 2.000 acciones (20%) por Fundador, conforme a los Estatutos Sociales. Esta distribución refleja la contribución igualitaria de los Fundadores en la etapa de fundación.</w:t>
       </w:r>
       <w:r>
         <w:rPr>
           <w:rFonts w:ascii="Bahnschrift SemiBold" w:hAnsi="Bahnschrift SemiBold"/>
           <w:color w:val="FF0000"/>
         </w:rPr>
-        <w:t xml:space="preserve">capital suscrito se distribuyen en partes iguales: 1.000 acciones (20%) </w:t>
-      </w:r>
-      <w:r>
-        <w:rPr>
-          <w:rFonts w:ascii="Bahnschrift SemiBold" w:hAnsi="Bahnschrift SemiBold"/>
-          <w:color w:val="1A1A1A"/>
-        </w:rPr>
-        <w:t>por Fundador, conforme a los Estatutos Sociales. Esta distribución refleja la contribución igualitaria de los Fundadores en la etapa de fundación.</w:t>
+      </w:r>
+      <w:r>
+        <w:rPr>
+          <w:rFonts w:ascii="Bahnschrift SemiBold" w:hAnsi="Bahnschrift SemiBold"/>
+          <w:color w:val="1A1A1A"/>
+        </w:rPr>
       </w:r>
     </w:p>
     <w:p>
@@ -2697,7 +2695,7 @@
                 <w:sz w:val="20"/>
                 <w:szCs w:val="20"/>
               </w:rPr>
-              <w:t>• Al mes 12: se libera el 25% de las acciones (250 acciones).</w:t>
+              <w:t>• Al mes 12: se libera el 25% de las acciones (500 acciones).</w:t>
             </w:r>
           </w:p>
           <w:p>
@@ -2714,7 +2712,7 @@
                 <w:sz w:val="20"/>
                 <w:szCs w:val="20"/>
               </w:rPr>
-              <w:t>• Meses 13 a 48: se liberan las acciones restantes de forma mensual proporcional (~20.8 acciones/mes).</w:t>
+              <w:t>• Meses 13 a 48: se liberan las acciones restantes de forma mensual proporcional (~41.7 acciones/mes).</w:t>
             </w:r>
           </w:p>
           <w:p>
@@ -2731,7 +2729,7 @@
                 <w:sz w:val="20"/>
                 <w:szCs w:val="20"/>
               </w:rPr>
-              <w:t>• Al mes 48: el 100% de las acciones están liberadas (1.000 acciones).</w:t>
+              <w:t>• Al mes 48: el 100% de las acciones están liberadas (2.000 acciones).</w:t>
             </w:r>
           </w:p>
           <w:p>
@@ -5214,7 +5212,7 @@
           <w:rFonts w:ascii="Bahnschrift SemiBold" w:hAnsi="Bahnschrift SemiBold"/>
           <w:color w:val="1A1A1A"/>
         </w:rPr>
-        <w:t xml:space="preserve">En constancia de lo anterior, los Fundadores suscriben el presente Acuerdo en la ciudad de Bogotá D.C., a los ___ días del mes de ____________ </w:t>
+        <w:t>En constancia de lo anterior, los Fundadores suscriben el presente Acuerdo en la ciudad de Bogotá D.C., a los ___ días del mes de ____________ de 2026.</w:t>
       </w:r>
       <w:proofErr w:type="spellStart"/>
       <w:r>
@@ -5222,7 +5220,6 @@
           <w:rFonts w:ascii="Bahnschrift SemiBold" w:hAnsi="Bahnschrift SemiBold"/>
           <w:color w:val="1A1A1A"/>
         </w:rPr>
-        <w:t>de</w:t>
       </w:r>
       <w:proofErr w:type="spellEnd"/>
       <w:r>
@@ -5230,7 +5227,6 @@
           <w:rFonts w:ascii="Bahnschrift SemiBold" w:hAnsi="Bahnschrift SemiBold"/>
           <w:color w:val="1A1A1A"/>
         </w:rPr>
-        <w:t xml:space="preserve"> 2025.</w:t>
       </w:r>
     </w:p>
     <w:p>
@@ -5258,7 +5254,7 @@
           <w:bCs/>
           <w:color w:val="1A1A1A"/>
         </w:rPr>
-        <w:t>[Fundador 1 — Nombre Completo]</w:t>
+        <w:t>Juan José Trujillo Trujillo</w:t>
       </w:r>
     </w:p>
     <w:p>
@@ -5275,7 +5271,7 @@
           <w:sz w:val="20"/>
           <w:szCs w:val="20"/>
         </w:rPr>
-        <w:t>C.C. N.° _________________ | Rol: [___________]</w:t>
+        <w:t>C.C. N.° _________________ | Rol: CEO — Estrategia General, Prospección &amp; Financiero</w:t>
       </w:r>
     </w:p>
     <w:p>
@@ -5295,8 +5291,7 @@
           <w:bCs/>
           <w:color w:val="1A1A1A"/>
         </w:rPr>
-        <w:lastRenderedPageBreak/>
-        <w:t>[Fundador 2 — Nombre Completo]</w:t>
+        <w:t>Mario Andrés Huertas Arango</w:t>
       </w:r>
     </w:p>
     <w:p>
@@ -5313,7 +5308,7 @@
           <w:sz w:val="20"/>
           <w:szCs w:val="20"/>
         </w:rPr>
-        <w:t>C.C. N.° _________________ | Rol: [___________]</w:t>
+        <w:t>C.C. N.° _________________ | Rol: Director Financiero &amp; Tecnología</w:t>
       </w:r>
     </w:p>
     <w:p>
@@ -5333,7 +5328,7 @@
           <w:bCs/>
           <w:color w:val="1A1A1A"/>
         </w:rPr>
-        <w:t>[Fundador 3 — Nombre Completo]</w:t>
+        <w:t>Samuel Santiago Puentes Rubiano</w:t>
       </w:r>
     </w:p>
     <w:p>
@@ -5350,7 +5345,7 @@
           <w:sz w:val="20"/>
           <w:szCs w:val="20"/>
         </w:rPr>
-        <w:t>C.C. N.° _________________ | Rol: [___________]</w:t>
+        <w:t>C.C. N.° _________________ | Rol: Director Comercial &amp; Innovación</w:t>
       </w:r>
     </w:p>
     <w:p>
@@ -5370,7 +5365,7 @@
           <w:bCs/>
           <w:color w:val="1A1A1A"/>
         </w:rPr>
-        <w:t>David Gutierrez</w:t>
+        <w:t>David Gutierrez Gavilanes</w:t>
       </w:r>
     </w:p>
     <w:p>
@@ -5387,7 +5382,7 @@
           <w:sz w:val="20"/>
           <w:szCs w:val="20"/>
         </w:rPr>
-        <w:t>C.C. N.° _________________ | CEO / Representante Legal</w:t>
+        <w:t>C.C. N.° 1001186476 | Rep. Legal / Director de Operaciones &amp; Éxito del Cliente</w:t>
       </w:r>
     </w:p>
     <w:p>
@@ -5407,7 +5402,7 @@
           <w:bCs/>
           <w:color w:val="1A1A1A"/>
         </w:rPr>
-        <w:t>[Fundador 5 — Nombre Completo]</w:t>
+        <w:t>Oscar David Roa Rativa</w:t>
       </w:r>
     </w:p>
     <w:p>
@@ -5424,7 +5419,7 @@
           <w:sz w:val="20"/>
           <w:szCs w:val="20"/>
         </w:rPr>
-        <w:t>C.C. N.° _________________ | Rol: [___________]</w:t>
+        <w:t>C.C. N.° _________________ | Rol: Director Marketing &amp; Contenido AI</w:t>
       </w:r>
     </w:p>
     <w:sectPr>
